--- a/docs/Documentazione_Mirwada.docx
+++ b/docs/Documentazione_Mirwada.docx
@@ -18,7 +18,7 @@
           <w:b w:val="0"/>
           <w:sz w:val="20"/>
         </w:rPr>
-        <w:t>Aggiornata al: 02.09.2026</w:t>
+        <w:t>Aggiornata al: 26.10.2026</w:t>
       </w:r>
     </w:p>
     <w:p>
@@ -33,12 +33,12 @@
     </w:p>
     <w:p>
       <w:r>
-        <w:t>Mirwada e' un action-RPG 2D top-down (Godot 4.3, GDScript, pixel art 32x32, base 640x360) con progressione a Pathway e Sequenze: 10 Pathway attivi in 4 gruppi completi, 10 Sequenze ciascuno dalla 9 (novizio) alla 0 (Vero Dio). Altri 12 Pathway restano differiti, completi ma fuori scope.</w:t>
+        <w:t>Mirwada e' un action-RPG 2D top-down in pixel art (Godot 4.3, GDScript) con progressione a Pathway e Sequenze: 10 Pathway attivi in 4 gruppi completi, 10 Sequenze ciascuno dalla 9 alla 0, piu' i Pathway non-standard che avanzano per Boon. Il gioco si avvia, si crea il personaggio nel libro (nome, Pathway, due talenti innati, modalita' facile o difficile) e si gioca in un mondo unico di 1200 x 1000 caselle.</w:t>
       </w:r>
     </w:p>
     <w:p>
       <w:r>
-        <w:t>Il principio architetturale e' uno: il codice implementa 28 primitive parametriche (projectile, buff_stat, summon, teleport...), i dati JSON le compongono in abilita'. I registri sono CHIUSI: 28+3 primitive, 12 eventi tracciabili, 82 tag di sinergia, 8 tag di danno, vocabolario del tempo. Aggiungere una voce a un registro e' una decisione, non un gesto.</w:t>
+        <w:t>Il principio architetturale e' uno: il codice implementa primitive parametriche (28 attive), i dati JSON le compongono in abilita'. I registri sono CHIUSI (primitive, 12 eventi tracciabili, tag, tipi di pagina e di gate): aggiungere una voce e' una decisione, non un gesto.</w:t>
       </w:r>
     </w:p>
     <w:p>
@@ -46,7 +46,7 @@
         <w:pStyle w:val="ListBullet"/>
       </w:pPr>
       <w:r>
-        <w:t>data/: pathways (100 sequenze), abilities (32), synergies, schema/ (registri e vocabolari), animations.json (timing del combat NEI DATI), audio.json (feedback, tell sonori, follia, palette timbriche per pathway), balance.json.</w:t>
+        <w:t>Mondo: generato una volta dal generatore forge3d (seed 6) e salvato come dati in assets/world/: tessere 32x32 gia' composte e deduplicate (circa 34.600 per modalita'), indici, collisioni (blocchi.png: 0 libera, 128 dislivello, 255 acqua o vuoto), mappa delle regioni, oggetti di scena e il sottosuolo come secondo livello. scripts/world/mondo.gd costruisce solo i blocchi attorno al giocatore.</w:t>
       </w:r>
     </w:p>
     <w:p>
@@ -54,7 +54,7 @@
         <w:pStyle w:val="ListBullet"/>
       </w:pPr>
       <w:r>
-        <w:t>scripts/: GameData (caricatore con hot-reload F5), AbilityEngine (dispatch tipo-&gt;Callable), StatsComponent (base + modificatori per id), projectile e melee_arc.</w:t>
+        <w:t>Regioni: la regione e la zona vengono dalla posizione (musica, densita' mistica, gating). Alle Marche del Crepuscolo si arriva solo volando o dal sottosuolo (le catacombe sbucano nelle Marche); la Frontiera respinge chi e' oltre la Sequenza 4.</w:t>
       </w:r>
     </w:p>
     <w:p>
@@ -62,7 +62,7 @@
         <w:pStyle w:val="ListBullet"/>
       </w:pPr>
       <w:r>
-        <w:t>tools/: validate_data.py (~50 regole, esce 0/1), generate_pathways.py (spina dorsale idempotente), generate_placeholders.py (324 frame diagnostici).</w:t>
+        <w:t>Contenuto: gli NPC stanno al luogo del loro orario con il proprio aspetto; nemici, boss e oggetti dei layout delle fasi 8-11 sono riportati sul mondo generato (il boss di Mirwada vive nelle fogne).</w:t>
       </w:r>
     </w:p>
     <w:p>
@@ -70,7 +70,7 @@
         <w:pStyle w:val="ListBullet"/>
       </w:pPr>
       <w:r>
-        <w:t>tests/: 43 test headless (godot --headless --script res://tests/run_tests.gd).</w:t>
+        <w:t>Due modalita': facile = mondo luminoso; difficile = mondo cupo come le concept e numeri del combattimento piu' duri (data/modalita.json). Si sceglie a inizio partita e va nel salvataggio.</w:t>
       </w:r>
     </w:p>
     <w:p>
@@ -78,7 +78,31 @@
         <w:pStyle w:val="ListBullet"/>
       </w:pPr>
       <w:r>
-        <w:t>006_PRD/: roadmap fasi 2-8, PRD fase 1, e i design doc (master, pathways, lore, world, npc-quest, ui-libro, vfx).</w:t>
+        <w:t>Il libro e' tutta l'interfaccia (scaffale, frontespizio, diagramma dei Pathway, inventario, mappa, dialoghi, colophon), con copertina di cuoio, pergamena e font Alegreya.</w:t>
+      </w:r>
+    </w:p>
+    <w:p>
+      <w:pPr>
+        <w:pStyle w:val="ListBullet"/>
+      </w:pPr>
+      <w:r>
+        <w:t>data/: pathways, abilities, synergies, schema/ (registri), animations.json (timing del combat), audio.json, balance.json, world/ (regioni, layout, campagna, interni), npc/, ui/book.json.</w:t>
+      </w:r>
+    </w:p>
+    <w:p>
+      <w:pPr>
+        <w:pStyle w:val="ListBullet"/>
+      </w:pPr>
+      <w:r>
+        <w:t>tools/: validate_data.py (esce 0/1), run_tests.sh (suite + controllo degli errori nascosti), art/ (generatori rilanciabili: personaggi, NPC, mondo, libro).</w:t>
+      </w:r>
+    </w:p>
+    <w:p>
+      <w:pPr>
+        <w:pStyle w:val="ListBullet"/>
+      </w:pPr>
+      <w:r>
+        <w:t>tests/: circa 980 test headless.</w:t>
       </w:r>
     </w:p>
     <w:p>
@@ -93,7 +117,7 @@
     </w:p>
     <w:p>
       <w:r>
-        <w:t>Tutto e' data-driven perche' il progetto e' enorme per una persona: 100 sequenze, ~200 abilita' potenziali, 4-6 regioni. L'unico modo di reggerlo e' che aggiungere contenuto costi una riga di JSON e mai una classe. La prova che regge: il Twilight Giant e' completo dalla Sequenza 9 alla 0 (20 abilita', 5 rituali) con zero righe di codice dedicate.</w:t>
+        <w:t>Tutto e' data-driven perche' il progetto e' enorme per una persona: aggiungere contenuto deve costare una riga di JSON e mai una classe. La prova: dieci Pathway completi con zero righe di codice che ne nominino uno.</w:t>
       </w:r>
     </w:p>
     <w:p>
@@ -101,7 +125,7 @@
         <w:pStyle w:val="ListBullet"/>
       </w:pPr>
       <w:r>
-        <w:t>I nomi (gioco di riferimento protetto da IP) vivono SOLO nei dati e nelle chiavi i18n: il flag SERIAL_NUMBERS_FILED_OFF permette la rinominazione completa in un pomeriggio.</w:t>
+        <w:t>I nomi (opera di riferimento protetta) vivono solo nei dati e nelle chiavi i18n: il flag SERIAL_NUMBERS_FILED_OFF permette la rinominazione completa.</w:t>
       </w:r>
     </w:p>
     <w:p>
@@ -109,7 +133,7 @@
         <w:pStyle w:val="ListBullet"/>
       </w:pPr>
       <w:r>
-        <w:t>Il timing del combat (anticipo, frame attivi, iframe, parata perfetta) sta in animations.json: tarare il feel costa secondi, non ricompilazioni.</w:t>
+        <w:t>L'arte la genera Claude con sprite-forge (forge3d): ogni asset esce da uno script rilanciabile con un seed, in palette Endesga 32, e si guarda ingrandito prima di consegnarlo. Mai PNG ritoccati a mano.</w:t>
       </w:r>
     </w:p>
     <w:p>
@@ -117,7 +141,7 @@
         <w:pStyle w:val="ListBullet"/>
       </w:pPr>
       <w:r>
-        <w:t>L'audio e' un canale informativo (tell sonori distinti per categoria, sussurri della follia, percezione che cresce con la Sequenza), e ogni informazione audio ha l'equivalente visivo attivabile (FR-8, accessibilita').</w:t>
+        <w:t>Il mondo si genera una volta e si salva come dati: il gioco non rigenera nulla a runtime, e le correzioni si fanno nel generatore o nei dati. Per questo le collisioni, le regioni e il sottosuolo sono immagini lette dal disco, e il contenuto dei vecchi layout si riporta sul mondo con una regola (luogo della zona o posizione relativa) invece di essere ridisegnato.</w:t>
       </w:r>
     </w:p>
     <w:p>
@@ -125,7 +149,15 @@
         <w:pStyle w:val="ListBullet"/>
       </w:pPr>
       <w:r>
-        <w:t>Il validator e' la cintura di sicurezza dei registri chiusi: parametri delle primitive, tag di danno, sequenze stub dichiarate, vocabolario del tempo, sinergie raggiungibili. Deve uscire 0 prima di ogni commit.</w:t>
+        <w:t>Le decisioni di gioco stanno nei dati: come si arriva in una regione (regions.json "accesso"), dove non compaiono nemici (balance.json), l'aspetto del libro (book.json "tema").</w:t>
+      </w:r>
+    </w:p>
+    <w:p>
+      <w:pPr>
+        <w:pStyle w:val="ListBullet"/>
+      </w:pPr>
+      <w:r>
+        <w:t>La suite fallisce anche se un test si interrompe a meta' per un errore di script (tools/run_tests.sh): GDScript non ha eccezioni e prima quei test risultavano superati.</w:t>
       </w:r>
     </w:p>
     <w:p>
@@ -140,7 +172,7 @@
     </w:p>
     <w:p>
       <w:r>
-        <w:t>Non c'e' ancora una build distribuibile (fase 1 in corso, il gioco e' motore + dati). Ambiente di lavoro:</w:t>
+        <w:t>Non c'e' ancora una build distribuibile: il gioco si avvia dall'editor o da riga di comando.</w:t>
       </w:r>
     </w:p>
     <w:p>
@@ -148,7 +180,7 @@
         <w:pStyle w:val="ListBullet"/>
       </w:pPr>
       <w:r>
-        <w:t>Godot 4.3 (eseguibile locale nella cartella Godot_v4.3-stable_win64.exe/, gitignorato).</w:t>
+        <w:t>Godot 4.3. Prima volta e dopo aver cambiato le PNG: godot --headless --path . --import.</w:t>
       </w:r>
     </w:p>
     <w:p>
@@ -156,7 +188,7 @@
         <w:pStyle w:val="ListBullet"/>
       </w:pPr>
       <w:r>
-        <w:t>Python 3 per i tool dei dati (nessuna dipendenza; Pillow solo per generate_placeholders.py; python-docx per questa documentazione).</w:t>
+        <w:t>Python 3 per i dati (nessuna dipendenza); numpy e Pillow per tools/art/ e la mappa; python-docx per questa documentazione.</w:t>
       </w:r>
     </w:p>
     <w:p>
@@ -164,7 +196,7 @@
         <w:pStyle w:val="ListBullet"/>
       </w:pPr>
       <w:r>
-        <w:t>Verifica completa: python tools/validate_data.py (esce 0) e godot --headless --path . --script res://tests/run_tests.gd (esce 0).</w:t>
+        <w:t>Verifica completa: python tools/validate_data.py (esce 0) e bash tools/run_tests.sh (esce 0, GODOT=percorso se il binario non e' sul PATH).</w:t>
       </w:r>
     </w:p>
     <w:p>
@@ -172,7 +204,7 @@
         <w:pStyle w:val="ListBullet"/>
       </w:pPr>
       <w:r>
-        <w:t>Repo privata: https://github.com/YasserOudabashi/mirwada. Nota IP nel CLAUDE.md: non distribuibile ne' monetizzabile coi nomi attuali.</w:t>
+        <w:t>CI: GitHub Actions su push a main e sulle pull request (validator + suite con il controllo degli errori nascosti).</w:t>
       </w:r>
     </w:p>
     <w:p>
@@ -180,7 +212,15 @@
         <w:pStyle w:val="ListBullet"/>
       </w:pPr>
       <w:r>
-        <w:t>Cicli autonomi con ralph: bash ~/.claude/skills/ralph.sh 26 --fase 1 --test-cmd "python tools/validate_data.py" (il --test-cmd NON e' opzionale, vedi README).</w:t>
+        <w:t>Rigenerare l'arte: tools/art/build_personaggi.py, build_npc.py, build_libro.py; il mondo con tools/art/esporta_mondo.py (circa 1 ora per tutto; --solo-blocchi, --sottosuolo, --solo-dati per le parti).</w:t>
+      </w:r>
+    </w:p>
+    <w:p>
+      <w:pPr>
+        <w:pStyle w:val="ListBullet"/>
+      </w:pPr>
+      <w:r>
+        <w:t>Repo: https://github.com/YasserOudabashi/mirwada. Nota IP nel CLAUDE.md: non distribuibile ne' monetizzabile coi nomi attuali.</w:t>
       </w:r>
     </w:p>
     <w:p>
@@ -195,7 +235,7 @@
     </w:p>
     <w:p>
       <w:r>
-        <w:t>Dall'audit completo del 02.09.2026 (tre passate su codice, dati e documenti):</w:t>
+        <w:t>Dal controllo completo del 25.10.2026 e dal lavoro dei giorni dopo:</w:t>
       </w:r>
     </w:p>
     <w:p>
@@ -203,7 +243,7 @@
         <w:pStyle w:val="ListBullet"/>
       </w:pPr>
       <w:r>
-        <w:t>Il gioco e' ancora una finestra nera: tutte le story visibili a schermo (movimento, camera, combat, HUD) sono aperte e richiedono verifica con l'editor.</w:t>
+        <w:t>Mirwada non ha edifici: la citta' ha i sedimi degli isolati (le aree di pietra) ma il generatore non disegna ancora case; per lo stesso motivo le porte verso gli interni delle fasi 10-11 non sono ancora sul mondo generato.</w:t>
       </w:r>
     </w:p>
     <w:p>
@@ -211,7 +251,7 @@
         <w:pStyle w:val="ListBullet"/>
       </w:pPr>
       <w:r>
-        <w:t>5 primitive implementate su 31, i dati ne usano 20: buona parte delle 32 abilita' e' parziale o no-op a runtime finche' le primitive non arrivano.</w:t>
+        <w:t>Gli interni usano ancora il tileset segnaposto a 32 px; le icone degli oggetti a terra sono segnaposto.</w:t>
       </w:r>
     </w:p>
     <w:p>
@@ -219,7 +259,7 @@
         <w:pStyle w:val="ListBullet"/>
       </w:pPr>
       <w:r>
-        <w:t>89 sequenze su 100 sono stub dichiarati: il contenuto dei 9 pathway oltre il Twilight Giant e' materia di fase 5, con la matrice di proprieta' del design-master a prevenire le sovrapposizioni.</w:t>
+        <w:t>Volo: il meccanismo c'e' (i dislivelli hanno uno strato di collisione che chi vola non sente), ma manca la decisione su chi sa volare e come.</w:t>
       </w:r>
     </w:p>
     <w:p>
@@ -227,7 +267,7 @@
         <w:pStyle w:val="ListBullet"/>
       </w:pPr>
       <w:r>
-        <w:t>Robustezza: i JSON di gioco sono ancora trattati come fidati dal loader (US-022); cooldown e indici non si purgano (US-023); stats di partenza in parte hardcoded (US-024); test con conteggi fragili (US-025); niente CI (US-026).</w:t>
+        <w:t>Non si raggiungono la Frontiera (decisione aperta su come arrivarci) e le isole (servono le barche).</w:t>
       </w:r>
     </w:p>
     <w:p>
@@ -235,7 +275,31 @@
         <w:pStyle w:val="ListBullet"/>
       </w:pPr>
       <w:r>
-        <w:t>i18n promesso dal giorno 1 ma nessun file di locale esiste: ~250 chiavi puntano nel vuoto (story R-12, fase 2).</w:t>
+        <w:t>Acqua ferma, alberi senza collisione, terreno a 32 px per casella con personaggi a 64 (pixel di grana diversa).</w:t>
+      </w:r>
+    </w:p>
+    <w:p>
+      <w:pPr>
+        <w:pStyle w:val="ListBullet"/>
+      </w:pPr>
+      <w:r>
+        <w:t>La primitiva teleport sposta il giocatore senza controllare le collisioni.</w:t>
+      </w:r>
+    </w:p>
+    <w:p>
+      <w:pPr>
+        <w:pStyle w:val="ListBullet"/>
+      </w:pPr>
+      <w:r>
+        <w:t>Le pagine del libro sono impaginate su tutta la doppia pagina e passano sopra la piega; gli interruttori del colophon hanno ancora il disegno di Godot.</w:t>
+      </w:r>
+    </w:p>
+    <w:p>
+      <w:pPr>
+        <w:pStyle w:val="ListBullet"/>
+      </w:pPr>
+      <w:r>
+        <w:t>Il repository cresce di circa 18 MB a ogni esportazione completa del mondo.</w:t>
       </w:r>
     </w:p>
     <w:p>
@@ -253,7 +317,7 @@
         <w:pStyle w:val="ListBullet"/>
       </w:pPr>
       <w:r>
-        <w:t>Chiudere la fase 1: US-004..US-021 (movimento, camera, tilemap, combat, save sicuro secondo i criteri nuovi di US-015, HUD, audio, animazioni) + le story di risanamento US-022..US-026.</w:t>
+        <w:t>Edifici di Mirwada sugli isolati del generatore, case dei villaggi e porte verso gli interni (US-8B18), poi gli interni con l'arte vera.</w:t>
       </w:r>
     </w:p>
     <w:p>
@@ -261,7 +325,7 @@
         <w:pStyle w:val="ListBullet"/>
       </w:pPr>
       <w:r>
-        <w:t>Fase 2: eseguire il Twilight Giant per davvero (pozioni, EventTracker, Acting, follia, rituali), shell della UI a libro con diagramma dei Pathway e impostazioni, data/vfx.json con le 10 palette visive.</w:t>
+        <w:t>Decidere chi sa volare e come (US-8B93), e come si arriva alla Frontiera; poi barche e isole (US-8B91).</w:t>
       </w:r>
     </w:p>
     <w:p>
@@ -269,7 +333,7 @@
         <w:pStyle w:val="ListBullet"/>
       </w:pPr>
       <w:r>
-        <w:t>I PRD di fase si generano con /prd SOLO a fase precedente chiusa, pescando dai design doc in 006_PRD/ (design-master.md e' l'indice).</w:t>
+        <w:t>Varchi di gating visibili e barriere delle sotto-aree sul mondo (US-8B21).</w:t>
       </w:r>
     </w:p>
     <w:p>
@@ -277,7 +341,15 @@
         <w:pStyle w:val="ListBullet"/>
       </w:pPr>
       <w:r>
-        <w:t>Decisioni aperte elencate in design-master.md Appendice B (nomi delle regioni, libro diegetico, antagonista, eredita' tra personaggi...).</w:t>
+        <w:t>Icone degli oggetti, degli stati e delle primitive (US-8B70..72), panorami (US-8B74), VFX (US-8B40..44).</w:t>
+      </w:r>
+    </w:p>
+    <w:p>
+      <w:pPr>
+        <w:pStyle w:val="ListBullet"/>
+      </w:pPr>
+      <w:r>
+        <w:t>Fase 12: Atto II e III e Mondo vivo (PRD in 006_PRD/).</w:t>
       </w:r>
     </w:p>
     <w:sectPr>

--- a/docs/Documentazione_Mirwada.docx
+++ b/docs/Documentazione_Mirwada.docx
@@ -18,7 +18,7 @@
           <w:b w:val="0"/>
           <w:sz w:val="20"/>
         </w:rPr>
-        <w:t>Aggiornata al: 26.10.2026</w:t>
+        <w:t>Aggiornata al: 29.10.2026</w:t>
       </w:r>
     </w:p>
     <w:p>
@@ -33,7 +33,7 @@
     </w:p>
     <w:p>
       <w:r>
-        <w:t>Mirwada e' un action-RPG 2D top-down in pixel art (Godot 4.3, GDScript) con progressione a Pathway e Sequenze: 10 Pathway attivi in 4 gruppi completi, 10 Sequenze ciascuno dalla 9 alla 0, piu' i Pathway non-standard che avanzano per Boon. Il gioco si avvia, si crea il personaggio nel libro (nome, Pathway, due talenti innati, modalita' facile o difficile) e si gioca in un mondo unico di 1200 x 1000 caselle.</w:t>
+        <w:t>Mirwada e' un action-RPG 2D top-down in pixel art (Godot 4.3, GDScript) con progressione a Pathway e Sequenze: 10 Pathway attivi in 4 gruppi completi, 10 Sequenze ciascuno dalla 9 alla 0, piu' i Pathway non-standard che avanzano per Boon. Il gioco si avvia con il libro piccolo e il panorama che scorre, si crea il personaggio (nome, Pathway, due talenti innati, modalita' facile o difficile) e si gioca in un mondo unico di 1200 x 1000 caselle.</w:t>
       </w:r>
     </w:p>
     <w:p>
@@ -46,7 +46,7 @@
         <w:pStyle w:val="ListBullet"/>
       </w:pPr>
       <w:r>
-        <w:t>Mondo: generato una volta dal generatore forge3d (seed 6) e salvato come dati in assets/world/: tessere 32x32 gia' composte e deduplicate (circa 34.600 per modalita'), indici, collisioni (blocchi.png: 0 libera, 128 dislivello, 255 acqua o vuoto), mappa delle regioni, oggetti di scena e il sottosuolo come secondo livello. scripts/world/mondo.gd costruisce solo i blocchi attorno al giocatore.</w:t>
+        <w:t>Mondo: generato una volta dal generatore forge3d (seed 6) e salvato come dati in assets/world/ (tessere gia' composte, collisioni, regioni, oggetti di scena, edifici, il sottosuolo come secondo livello). scripts/world/mondo.gd costruisce solo i blocchi attorno al giocatore. Di notte il mondo si scurisce (luce.json); la fauna d'atmosfera scappa quando ci si avvicina.</w:t>
       </w:r>
     </w:p>
     <w:p>
@@ -54,7 +54,7 @@
         <w:pStyle w:val="ListBullet"/>
       </w:pPr>
       <w:r>
-        <w:t>Regioni: la regione e la zona vengono dalla posizione (musica, densita' mistica, gating). Alle Marche del Crepuscolo si arriva solo volando o dal sottosuolo (le catacombe sbucano nelle Marche); la Frontiera respinge chi e' oltre la Sequenza 4.</w:t>
+        <w:t>Citta' e villaggi: le case del generatore hanno le porte verso 18 interni disegnati e arredati (botteghe, case, torri, le quattro basi). Negli interni la camera inquadra la stanza sotto l'HUD.</w:t>
       </w:r>
     </w:p>
     <w:p>
@@ -62,7 +62,7 @@
         <w:pStyle w:val="ListBullet"/>
       </w:pPr>
       <w:r>
-        <w:t>Contenuto: gli NPC stanno al luogo del loro orario con il proprio aspetto; nemici, boss e oggetti dei layout delle fasi 8-11 sono riportati sul mondo generato (il boss di Mirwada vive nelle fogne).</w:t>
+        <w:t>Spostamenti: a piedi, in barca dal porto, in volo con la piuma dei venti, dalla soglia del faro verso la Frontiera; le Marche si raggiungono solo volando o dal sottosuolo. I varchi delle sotto-aree sono ingressi verso un interno con il contenuto della zona.</w:t>
       </w:r>
     </w:p>
     <w:p>
@@ -70,7 +70,7 @@
         <w:pStyle w:val="ListBullet"/>
       </w:pPr>
       <w:r>
-        <w:t>Due modalita': facile = mondo luminoso; difficile = mondo cupo come le concept e numeri del combattimento piu' duri (data/modalita.json). Si sceglie a inizio partita e va nel salvataggio.</w:t>
+        <w:t>Contenuto: NPC con aspetto e ritratto, nemici e boss dei layout portati sul mondo, forzieri con tabelle di bottino, oggetti nelle case; ogni oggetto fisso si prende una volta sola (nel salvataggio).</w:t>
       </w:r>
     </w:p>
     <w:p>
@@ -78,7 +78,7 @@
         <w:pStyle w:val="ListBullet"/>
       </w:pPr>
       <w:r>
-        <w:t>Il libro e' tutta l'interfaccia (scaffale, frontespizio, diagramma dei Pathway, inventario, mappa, dialoghi, colophon), con copertina di cuoio, pergamena e font Alegreya.</w:t>
+        <w:t>Base del giocatore: quattro basi (casa al porto, capanna nella Valle, rifugio nelle Marche, nave al cantiere navale) con tre stanze che si arredano col livello; la sede si sposta; fuori ci sono l'orto con le piante che crescono e le strutture costruite dalla pagina Base.</w:t>
       </w:r>
     </w:p>
     <w:p>
@@ -86,7 +86,7 @@
         <w:pStyle w:val="ListBullet"/>
       </w:pPr>
       <w:r>
-        <w:t>data/: pathways, abilities, synergies, schema/ (registri), animations.json (timing del combat), audio.json, balance.json, world/ (regioni, layout, campagna, interni), npc/, ui/book.json.</w:t>
+        <w:t>Arte: personaggi a 64 px con tutte le animazioni (anche gesti, volo, barca e due forme di Enel), VFX di tutte le primitive colorati dalla palette del Pathway, icone di oggetti, stati e primitive, ritratti, panorama all'avvio.</w:t>
       </w:r>
     </w:p>
     <w:p>
@@ -94,7 +94,7 @@
         <w:pStyle w:val="ListBullet"/>
       </w:pPr>
       <w:r>
-        <w:t>tools/: validate_data.py (esce 0/1), run_tests.sh (suite + controllo degli errori nascosti), art/ (generatori rilanciabili: personaggi, NPC, mondo, libro).</w:t>
+        <w:t>Il libro e' tutta l'interfaccia (scaffale, frontespizio, diagramma, inventario con la Base, mappa, dialoghi, negozio, colophon), sulle due facciate e senza scrivere sulla piega.</w:t>
       </w:r>
     </w:p>
     <w:p>
@@ -102,7 +102,23 @@
         <w:pStyle w:val="ListBullet"/>
       </w:pPr>
       <w:r>
-        <w:t>tests/: circa 980 test headless.</w:t>
+        <w:t>data/: pathways, abilities, synergies, schema/ (registri), animations.json, vfx.json, audio.json, balance.json, world/ (regioni, layout, interni, bottino, fauna, mezzi, luce, cannocchiali), base/, structures/, ui/.</w:t>
+      </w:r>
+    </w:p>
+    <w:p>
+      <w:pPr>
+        <w:pStyle w:val="ListBullet"/>
+      </w:pPr>
+      <w:r>
+        <w:t>tools/: validate_data.py (esce 0/1), run_tests.sh (suite + controllo degli errori nascosti), art/ (generatori rilanciabili).</w:t>
+      </w:r>
+    </w:p>
+    <w:p>
+      <w:pPr>
+        <w:pStyle w:val="ListBullet"/>
+      </w:pPr>
+      <w:r>
+        <w:t>tests/: 1076 test headless.</w:t>
       </w:r>
     </w:p>
     <w:p>
@@ -141,7 +157,7 @@
         <w:pStyle w:val="ListBullet"/>
       </w:pPr>
       <w:r>
-        <w:t>Il mondo si genera una volta e si salva come dati: il gioco non rigenera nulla a runtime, e le correzioni si fanno nel generatore o nei dati. Per questo le collisioni, le regioni e il sottosuolo sono immagini lette dal disco, e il contenuto dei vecchi layout si riporta sul mondo con una regola (luogo della zona o posizione relativa) invece di essere ridisegnato.</w:t>
+        <w:t>Il mondo si genera una volta e si salva come dati: il gioco non rigenera nulla a runtime, e le correzioni si fanno nel generatore o nei dati (per esempio una casa in piu' per un interno nuovo di un villaggio la mette il generatore).</w:t>
       </w:r>
     </w:p>
     <w:p>
@@ -149,7 +165,7 @@
         <w:pStyle w:val="ListBullet"/>
       </w:pPr>
       <w:r>
-        <w:t>Le decisioni di gioco stanno nei dati: come si arriva in una regione (regions.json "accesso"), dove non compaiono nemici (balance.json), l'aspetto del libro (book.json "tema").</w:t>
+        <w:t>Le decisioni di gioco stanno nei dati: come si arriva in una regione, dove stanno la barca e la nave, i colori della notte, i posti fuori dalla base, i costi delle strutture.</w:t>
       </w:r>
     </w:p>
     <w:p>
@@ -158,6 +174,14 @@
       </w:pPr>
       <w:r>
         <w:t>La suite fallisce anche se un test si interrompe a meta' per un errore di script (tools/run_tests.sh): GDScript non ha eccezioni e prima quei test risultavano superati.</w:t>
+      </w:r>
+    </w:p>
+    <w:p>
+      <w:pPr>
+        <w:pStyle w:val="ListBullet"/>
+      </w:pPr>
+      <w:r>
+        <w:t>Ogni story di gioco si guarda a schermo (screenshot sotto Xvfb) prima del commit: molti errori (un orto sotto un albero, una passerella irraggiungibile) li hanno trovati solo le schermate.</w:t>
       </w:r>
     </w:p>
     <w:p>
@@ -204,7 +228,7 @@
         <w:pStyle w:val="ListBullet"/>
       </w:pPr>
       <w:r>
-        <w:t>CI: GitHub Actions su push a main e sulle pull request (validator + suite con il controllo degli errori nascosti).</w:t>
+        <w:t>CI: GitHub Actions su push a main e sulle pull request (validator + suite con il controllo degli errori nascosti). Dal 29.10 tutto il lavoro e' su main; i controlli della CI si guardano solo quando li chiede l'utente.</w:t>
       </w:r>
     </w:p>
     <w:p>
@@ -212,7 +236,7 @@
         <w:pStyle w:val="ListBullet"/>
       </w:pPr>
       <w:r>
-        <w:t>Rigenerare l'arte: tools/art/build_personaggi.py, build_npc.py, build_libro.py; il mondo con tools/art/esporta_mondo.py (circa 1 ora per tutto; --solo-blocchi, --sottosuolo, --solo-dati per le parti).</w:t>
+        <w:t>Rigenerare l'arte: tools/art/build_*.py; il mondo con tools/art/esporta_mondo.py (circa 1 ora per tutto; --edifici, --barca, --varchi, --sottosuolo, --solo-blocchi per le parti).</w:t>
       </w:r>
     </w:p>
     <w:p>
@@ -235,7 +259,7 @@
     </w:p>
     <w:p>
       <w:r>
-        <w:t>Dal controllo completo del 25.10.2026 e dal lavoro dei giorni dopo:</w:t>
+        <w:t>Dal controllo completo del 29.10.2026 (tutto segnato in prd.json):</w:t>
       </w:r>
     </w:p>
     <w:p>
@@ -243,7 +267,7 @@
         <w:pStyle w:val="ListBullet"/>
       </w:pPr>
       <w:r>
-        <w:t>Mirwada non ha edifici: la citta' ha i sedimi degli isolati (le aree di pietra) ma il generatore non disegna ancora case; per lo stesso motivo le porte verso gli interni delle fasi 10-11 non sono ancora sul mondo generato.</w:t>
+        <w:t>La storia dell'Atto II e III manca: 4 quest in tutto il gioco, le tribolazioni hanno solo contatori, e la prova finale (trib_1_0) non ha nessuna fonte che la segni superata: oggi il gioco non si puo' finire.</w:t>
       </w:r>
     </w:p>
     <w:p>
@@ -251,7 +275,7 @@
         <w:pStyle w:val="ListBullet"/>
       </w:pPr>
       <w:r>
-        <w:t>Gli interni usano ancora il tileset segnaposto a 32 px; le icone degli oggetti a terra sono segnaposto.</w:t>
+        <w:t>Gli effetti delle primitive che colpiscono un altro stanno su chi lancia; alcuni durano troppo poco per vedersi.</w:t>
       </w:r>
     </w:p>
     <w:p>
@@ -259,7 +283,7 @@
         <w:pStyle w:val="ListBullet"/>
       </w:pPr>
       <w:r>
-        <w:t>Volo: il meccanismo c'e' (i dislivelli hanno uno strato di collisione che chi vola non sente), ma manca la decisione su chi sa volare e come.</w:t>
+        <w:t>Il negozio e la pagina Indosso non mostrano le icone; le icone hanno una serie sola anche nella modalita' cupa; i sigilli incastonati non si vedono.</w:t>
       </w:r>
     </w:p>
     <w:p>
@@ -267,7 +291,7 @@
         <w:pStyle w:val="ListBullet"/>
       </w:pPr>
       <w:r>
-        <w:t>Non si raggiungono la Frontiera (decisione aperta su come arrivarci) e le isole (servono le barche).</w:t>
+        <w:t>La barca va alla velocita' a piedi; i pontili stretti del porto non si raggiungono a piedi; nelle stanze piccole i nemici arrivano subito addosso.</w:t>
       </w:r>
     </w:p>
     <w:p>
@@ -275,7 +299,7 @@
         <w:pStyle w:val="ListBullet"/>
       </w:pPr>
       <w:r>
-        <w:t>Acqua ferma, alberi senza collisione, terreno a 32 px per casella con personaggi a 64 (pixel di grana diversa).</w:t>
+        <w:t>Mancano le luci di notte (finestre, lampioni, faro), i panorami per regione, le creature (evocazioni, antagonisti), nuoto e arrampicata, il cannocchiale da tasca.</w:t>
       </w:r>
     </w:p>
     <w:p>
@@ -283,7 +307,7 @@
         <w:pStyle w:val="ListBullet"/>
       </w:pPr>
       <w:r>
-        <w:t>La primitiva teleport sposta il giocatore senza controllare le collisioni.</w:t>
+        <w:t>7 percorsi di fusione su 8 sono stub; l'inglese manca per 1496 testi su 1784.</w:t>
       </w:r>
     </w:p>
     <w:p>
@@ -291,15 +315,7 @@
         <w:pStyle w:val="ListBullet"/>
       </w:pPr>
       <w:r>
-        <w:t>Le pagine del libro sono impaginate su tutta la doppia pagina e passano sopra la piega; gli interruttori del colophon hanno ancora il disegno di Godot.</w:t>
-      </w:r>
-    </w:p>
-    <w:p>
-      <w:pPr>
-        <w:pStyle w:val="ListBullet"/>
-      </w:pPr>
-      <w:r>
-        <w:t>Il repository cresce di circa 18 MB a ogni esportazione completa del mondo.</w:t>
+        <w:t>Da provare giocando: i tempi d'attacco nuovi, la durata dei tragitti, il caricamento del mondo su Windows.</w:t>
       </w:r>
     </w:p>
     <w:p>
@@ -313,11 +329,8 @@
       </w:r>
     </w:p>
     <w:p>
-      <w:pPr>
-        <w:pStyle w:val="ListBullet"/>
-      </w:pPr>
       <w:r>
-        <w:t>Edifici di Mirwada sugli isolati del generatore, case dei villaggi e porte verso gli interni (US-8B18), poi gli interni con l'arte vera.</w:t>
+        <w:t>In ordine di priorita' (prd.json, 57 story aperte):</w:t>
       </w:r>
     </w:p>
     <w:p>
@@ -325,7 +338,7 @@
         <w:pStyle w:val="ListBullet"/>
       </w:pPr>
       <w:r>
-        <w:t>Decidere chi sa volare e come (US-8B93), e come si arriva alla Frontiera; poi barche e isole (US-8B91).</w:t>
+        <w:t>Miglioramenti rapidi: effetti sul bersaglio, icone nel negozio e in Indosso, barca piu' veloce, pontili, cannocchiale, gesti, nemici nelle stanze, sigilli (US-8B44..US-8B73e).</w:t>
       </w:r>
     </w:p>
     <w:p>
@@ -333,7 +346,7 @@
         <w:pStyle w:val="ListBullet"/>
       </w:pPr>
       <w:r>
-        <w:t>Varchi di gating visibili e barriere delle sotto-aree sul mondo (US-8B21).</w:t>
+        <w:t>Arte rimasta: cannocchiale da tasca, luci di notte, panorami per regione, evocazioni e antagonisti, nuoto, arrampicata (US-8B26..US-8B92).</w:t>
       </w:r>
     </w:p>
     <w:p>
@@ -341,7 +354,7 @@
         <w:pStyle w:val="ListBullet"/>
       </w:pPr>
       <w:r>
-        <w:t>Icone degli oggetti, degli stati e delle primitive (US-8B70..72), panorami (US-8B74), VFX (US-8B40..44).</w:t>
+        <w:t>Fase 13 Atto II e III (US-1301..US-1313): quello che serve per arrivare alla fine.</w:t>
       </w:r>
     </w:p>
     <w:p>
@@ -349,7 +362,15 @@
         <w:pStyle w:val="ListBullet"/>
       </w:pPr>
       <w:r>
-        <w:t>Fase 12: Atto II e III e Mondo vivo (PRD in 006_PRD/).</w:t>
+        <w:t>Fase 12 Mondo vivo: prima riscrivere il PRD sul mondo generato (US-1200), poi US-1201..US-1216.</w:t>
+      </w:r>
+    </w:p>
+    <w:p>
+      <w:pPr>
+        <w:pStyle w:val="ListBullet"/>
+      </w:pPr>
+      <w:r>
+        <w:t>Fusioni (US-7B01..07) e traduzione inglese (US-EN01..05).</w:t>
       </w:r>
     </w:p>
     <w:sectPr>
